--- a/Документы.docx
+++ b/Документы.docx
@@ -458,7 +458,15 @@
                 <w:sz w:val="28"/>
                 <w:szCs w:val="28"/>
               </w:rPr>
-              <w:t>ИСПП-3</w:t>
+              <w:t>ИСПП-</w:t>
+            </w:r>
+            <w:r>
+              <w:rPr>
+                <w:rFonts w:ascii="Times New Roman" w:eastAsia="Times New Roman" w:hAnsi="Times New Roman" w:cs="Times New Roman"/>
+                <w:sz w:val="28"/>
+                <w:szCs w:val="28"/>
+              </w:rPr>
+              <w:t>5</w:t>
             </w:r>
           </w:p>
         </w:tc>
@@ -1086,7 +1094,31 @@
           <w:sz w:val="28"/>
           <w:szCs w:val="28"/>
         </w:rPr>
-        <w:t>2022 - 2023 уч.  год</w:t>
+        <w:t>2023</w:t>
+      </w:r>
+      <w:r>
+        <w:rPr>
+          <w:rFonts w:ascii="Times New Roman" w:eastAsia="Times New Roman" w:hAnsi="Times New Roman" w:cs="Times New Roman"/>
+          <w:sz w:val="28"/>
+          <w:szCs w:val="28"/>
+        </w:rPr>
+        <w:t xml:space="preserve"> - 202</w:t>
+      </w:r>
+      <w:r>
+        <w:rPr>
+          <w:rFonts w:ascii="Times New Roman" w:eastAsia="Times New Roman" w:hAnsi="Times New Roman" w:cs="Times New Roman"/>
+          <w:sz w:val="28"/>
+          <w:szCs w:val="28"/>
+        </w:rPr>
+        <w:t>4</w:t>
+      </w:r>
+      <w:r>
+        <w:rPr>
+          <w:rFonts w:ascii="Times New Roman" w:eastAsia="Times New Roman" w:hAnsi="Times New Roman" w:cs="Times New Roman"/>
+          <w:sz w:val="28"/>
+          <w:szCs w:val="28"/>
+        </w:rPr>
+        <w:t xml:space="preserve"> уч.  год</w:t>
       </w:r>
     </w:p>
     <w:p>
@@ -5197,14 +5229,8 @@
           <w:szCs w:val="24"/>
         </w:rPr>
       </w:pPr>
-      <w:r>
-        <w:rPr>
-          <w:rFonts w:ascii="Times New Roman" w:eastAsia="Times New Roman" w:hAnsi="Times New Roman" w:cs="Times New Roman"/>
-          <w:sz w:val="24"/>
-          <w:szCs w:val="24"/>
-        </w:rPr>
-        <w:t>(М.П.)</w:t>
-      </w:r>
+      <w:bookmarkStart w:id="0" w:name="_GoBack"/>
+      <w:bookmarkEnd w:id="0"/>
     </w:p>
     <w:p>
       <w:pPr>
@@ -5222,8 +5248,6 @@
           <w:szCs w:val="24"/>
         </w:rPr>
       </w:pPr>
-      <w:bookmarkStart w:id="0" w:name="_GoBack"/>
-      <w:bookmarkEnd w:id="0"/>
     </w:p>
     <w:p>
       <w:pPr>
@@ -7965,16 +7989,7 @@
           <w:szCs w:val="24"/>
           <w:u w:val="single"/>
         </w:rPr>
-        <w:t xml:space="preserve"> А.О.</w:t>
-      </w:r>
-      <w:r>
-        <w:rPr>
-          <w:rFonts w:ascii="Times New Roman" w:eastAsia="Times New Roman" w:hAnsi="Times New Roman" w:cs="Times New Roman"/>
-          <w:sz w:val="24"/>
-          <w:szCs w:val="24"/>
-          <w:u w:val="single"/>
-        </w:rPr>
-        <w:t>___</w:t>
+        <w:t xml:space="preserve"> А.О.___</w:t>
       </w:r>
       <w:r>
         <w:rPr>
@@ -8021,14 +8036,6 @@
           <w:szCs w:val="24"/>
         </w:rPr>
       </w:pPr>
-      <w:r>
-        <w:rPr>
-          <w:rFonts w:ascii="Times New Roman" w:eastAsia="Times New Roman" w:hAnsi="Times New Roman" w:cs="Times New Roman"/>
-          <w:sz w:val="24"/>
-          <w:szCs w:val="24"/>
-        </w:rPr>
-        <w:t>(М.П.)</w:t>
-      </w:r>
     </w:p>
     <w:p>
       <w:pPr>
@@ -8193,10 +8200,55 @@
         <w:t xml:space="preserve"> /</w:t>
       </w:r>
     </w:p>
+    <w:p>
+      <w:pPr>
+        <w:widowControl w:val="0"/>
+        <w:autoSpaceDE w:val="0"/>
+        <w:autoSpaceDN w:val="0"/>
+        <w:adjustRightInd w:val="0"/>
+        <w:spacing w:after="0" w:line="240" w:lineRule="auto"/>
+        <w:rPr>
+          <w:rFonts w:ascii="Times New Roman" w:eastAsia="Times New Roman" w:hAnsi="Times New Roman" w:cs="Times New Roman"/>
+          <w:sz w:val="16"/>
+          <w:szCs w:val="16"/>
+        </w:rPr>
+      </w:pPr>
+      <w:r>
+        <w:rPr>
+          <w:rFonts w:ascii="Times New Roman" w:eastAsia="Times New Roman" w:hAnsi="Times New Roman" w:cs="Times New Roman"/>
+          <w:sz w:val="16"/>
+          <w:szCs w:val="16"/>
+        </w:rPr>
+        <w:t xml:space="preserve">                                                                                                                                 подпись                                                Ф.И.О.</w:t>
+      </w:r>
+    </w:p>
+    <w:p>
+      <w:pPr>
+        <w:widowControl w:val="0"/>
+        <w:tabs>
+          <w:tab w:val="left" w:pos="9356"/>
+        </w:tabs>
+        <w:autoSpaceDE w:val="0"/>
+        <w:autoSpaceDN w:val="0"/>
+        <w:adjustRightInd w:val="0"/>
+        <w:spacing w:after="0" w:line="240" w:lineRule="auto"/>
+        <w:rPr>
+          <w:rFonts w:ascii="Times New Roman" w:eastAsia="Times New Roman" w:hAnsi="Times New Roman" w:cs="Times New Roman"/>
+          <w:sz w:val="24"/>
+          <w:szCs w:val="24"/>
+        </w:rPr>
+        <w:sectPr>
+          <w:pgSz w:w="11906" w:h="16838"/>
+          <w:pgMar w:top="794" w:right="709" w:bottom="567" w:left="1418" w:header="709" w:footer="709" w:gutter="0"/>
+          <w:cols w:space="720"/>
+          <w:docGrid w:linePitch="326"/>
+        </w:sectPr>
+      </w:pPr>
+    </w:p>
     <w:tbl>
       <w:tblPr>
         <w:tblStyle w:val="a4"/>
-        <w:tblpPr w:leftFromText="180" w:rightFromText="180" w:vertAnchor="text" w:horzAnchor="margin" w:tblpY="280"/>
+        <w:tblpPr w:leftFromText="180" w:rightFromText="180" w:vertAnchor="text" w:horzAnchor="margin" w:tblpY="-305"/>
         <w:tblW w:w="9642" w:type="dxa"/>
         <w:tblBorders>
           <w:top w:val="none" w:sz="0" w:space="0" w:color="auto"/>
@@ -8237,10 +8289,11 @@
             </w:pPr>
             <w:r>
               <w:rPr>
-                <w:sz w:val="24"/>
-                <w:szCs w:val="24"/>
-              </w:rPr>
-              <w:t>Организация (предприятие)</w:t>
+                <w:rFonts w:eastAsia="Times New Roman"/>
+                <w:sz w:val="28"/>
+                <w:szCs w:val="28"/>
+              </w:rPr>
+              <w:t>ПАО "РОСТЕЛЕКОМ"</w:t>
             </w:r>
           </w:p>
         </w:tc>
@@ -8327,29 +8380,6 @@
                 <w:szCs w:val="24"/>
               </w:rPr>
             </w:pPr>
-            <w:r>
-              <w:rPr>
-                <w:sz w:val="24"/>
-                <w:szCs w:val="24"/>
-              </w:rPr>
-              <w:t>(</w:t>
-            </w:r>
-            <w:proofErr w:type="spellStart"/>
-            <w:r>
-              <w:rPr>
-                <w:sz w:val="24"/>
-                <w:szCs w:val="24"/>
-              </w:rPr>
-              <w:t>м.п</w:t>
-            </w:r>
-            <w:proofErr w:type="spellEnd"/>
-            <w:r>
-              <w:rPr>
-                <w:sz w:val="24"/>
-                <w:szCs w:val="24"/>
-              </w:rPr>
-              <w:t>.)</w:t>
-            </w:r>
           </w:p>
         </w:tc>
         <w:tc>
@@ -8497,45 +8527,29 @@
                 <w:szCs w:val="24"/>
               </w:rPr>
             </w:pPr>
-            <w:proofErr w:type="gramStart"/>
-            <w:r>
-              <w:rPr>
-                <w:sz w:val="24"/>
-                <w:szCs w:val="24"/>
-              </w:rPr>
-              <w:t>Должность  руководителя</w:t>
-            </w:r>
-            <w:proofErr w:type="gramEnd"/>
-            <w:r>
-              <w:rPr>
-                <w:sz w:val="24"/>
-                <w:szCs w:val="24"/>
-              </w:rPr>
-              <w:t xml:space="preserve"> по практической </w:t>
-            </w:r>
-          </w:p>
-          <w:p>
-            <w:pPr>
-              <w:rPr>
-                <w:sz w:val="24"/>
-                <w:szCs w:val="24"/>
-              </w:rPr>
-            </w:pPr>
-            <w:r>
-              <w:rPr>
-                <w:sz w:val="24"/>
-                <w:szCs w:val="24"/>
-              </w:rPr>
-              <w:t>подготовке от профильной организации</w:t>
-            </w:r>
-          </w:p>
-          <w:p>
-            <w:pPr>
-              <w:rPr>
-                <w:sz w:val="24"/>
-                <w:szCs w:val="24"/>
-              </w:rPr>
-            </w:pPr>
+            <w:r>
+              <w:rPr>
+                <w:rFonts w:eastAsia="Times New Roman"/>
+                <w:sz w:val="28"/>
+                <w:szCs w:val="28"/>
+              </w:rPr>
+              <w:t>Р</w:t>
+            </w:r>
+            <w:r>
+              <w:rPr>
+                <w:rFonts w:eastAsia="Times New Roman"/>
+                <w:sz w:val="28"/>
+                <w:szCs w:val="28"/>
+              </w:rPr>
+              <w:t>уководитель группы - сервисной технологической поддержки массового сегмента</w:t>
+            </w:r>
+            <w:r>
+              <w:rPr>
+                <w:sz w:val="24"/>
+                <w:szCs w:val="24"/>
+              </w:rPr>
+              <w:t xml:space="preserve"> </w:t>
+            </w:r>
           </w:p>
         </w:tc>
         <w:tc>
@@ -8931,51 +8945,6 @@
         </w:tc>
       </w:tr>
     </w:tbl>
-    <w:p>
-      <w:pPr>
-        <w:widowControl w:val="0"/>
-        <w:autoSpaceDE w:val="0"/>
-        <w:autoSpaceDN w:val="0"/>
-        <w:adjustRightInd w:val="0"/>
-        <w:spacing w:after="0" w:line="240" w:lineRule="auto"/>
-        <w:rPr>
-          <w:rFonts w:ascii="Times New Roman" w:eastAsia="Times New Roman" w:hAnsi="Times New Roman" w:cs="Times New Roman"/>
-          <w:sz w:val="16"/>
-          <w:szCs w:val="16"/>
-        </w:rPr>
-      </w:pPr>
-      <w:r>
-        <w:rPr>
-          <w:rFonts w:ascii="Times New Roman" w:eastAsia="Times New Roman" w:hAnsi="Times New Roman" w:cs="Times New Roman"/>
-          <w:sz w:val="16"/>
-          <w:szCs w:val="16"/>
-        </w:rPr>
-        <w:t xml:space="preserve">                                                                                                                                 подпись                                                Ф.И.О.</w:t>
-      </w:r>
-    </w:p>
-    <w:p>
-      <w:pPr>
-        <w:widowControl w:val="0"/>
-        <w:tabs>
-          <w:tab w:val="left" w:pos="9356"/>
-        </w:tabs>
-        <w:autoSpaceDE w:val="0"/>
-        <w:autoSpaceDN w:val="0"/>
-        <w:adjustRightInd w:val="0"/>
-        <w:spacing w:after="0" w:line="240" w:lineRule="auto"/>
-        <w:rPr>
-          <w:rFonts w:ascii="Times New Roman" w:eastAsia="Times New Roman" w:hAnsi="Times New Roman" w:cs="Times New Roman"/>
-          <w:sz w:val="24"/>
-          <w:szCs w:val="24"/>
-        </w:rPr>
-        <w:sectPr>
-          <w:pgSz w:w="11906" w:h="16838"/>
-          <w:pgMar w:top="794" w:right="709" w:bottom="567" w:left="1418" w:header="709" w:footer="709" w:gutter="0"/>
-          <w:cols w:space="720"/>
-          <w:docGrid w:linePitch="326"/>
-        </w:sectPr>
-      </w:pPr>
-    </w:p>
     <w:p>
       <w:pPr>
         <w:spacing w:after="0" w:line="240" w:lineRule="auto"/>
